--- a/Cover_Letters/Shinoy_Atos_Test_Automation_Engineer_Cover_Letter.docx
+++ b/Cover_Letters/Shinoy_Atos_Test_Automation_Engineer_Cover_Letter.docx
@@ -14,7 +14,7 @@
     </w:p>
     <w:p>
       <w:r>
-        <w:t>October 09, 2026</w:t>
+        <w:t>October 31, 2026</w:t>
       </w:r>
     </w:p>
     <w:p>
@@ -35,7 +35,7 @@
     </w:p>
     <w:p>
       <w:r>
-        <w:t>Your focus on building scalable automation solutions using Java, Playwright, and CI/CD pipelines aligns directly with my background. In my recent work, I have migrated frameworks to Playwright and integrated test suites into deployment pipelines. I also use tools like Gemini Code Assist to streamline test script creation and improve delivery speed.</w:t>
+        <w:t>Your opening for an Automation Tester caught my attention because it focuses heavily on Java automation, Playwright UI testing, and RestAssured API validation. In my recent work, I have spent considerable time building scalable test frameworks and integrating them into continuous delivery workflows. I also bring hands-on experience using Gemini Code Assist to streamline test script generation, which aligns well with your focus on AI-powered digital services.</w:t>
       </w:r>
     </w:p>
     <w:p>
